--- a/Meeting Minutes/Advisor meetings/Meeting Agendas/Clement Meeting Agenda Week 9.docx
+++ b/Meeting Minutes/Advisor meetings/Meeting Agendas/Clement Meeting Agenda Week 9.docx
@@ -88,7 +88,13 @@
               <w:t xml:space="preserve"> </w:t>
             </w:r>
             <w:r>
-              <w:t>10:00am</w:t>
+              <w:t>1</w:t>
+            </w:r>
+            <w:r>
+              <w:t>1</w:t>
+            </w:r>
+            <w:r>
+              <w:t>:00am</w:t>
             </w:r>
           </w:p>
         </w:tc>
@@ -118,16 +124,7 @@
               <w:rPr>
                 <w:bCs/>
               </w:rPr>
-              <w:t>Online</w:t>
-            </w:r>
-            <w:r>
-              <w:rPr>
-                <w:b/>
-              </w:rPr>
-              <w:t xml:space="preserve"> </w:t>
-            </w:r>
-            <w:r>
-              <w:t>Zoom Meeting</w:t>
+              <w:t>On Campus, Level 7</w:t>
             </w:r>
           </w:p>
         </w:tc>
@@ -170,7 +167,7 @@
               <w:rPr>
                 <w:bCs/>
               </w:rPr>
-              <w:t>Dr. Bryce Antony</w:t>
+              <w:t>Clement Swarnappa</w:t>
             </w:r>
             <w:r>
               <w:rPr>
@@ -264,7 +261,7 @@
               <w:rPr>
                 <w:b/>
               </w:rPr>
-              <w:t>Matt Baker</w:t>
+              <w:t>Olivia Hey</w:t>
             </w:r>
           </w:p>
         </w:tc>
@@ -443,21 +440,33 @@
             </w:r>
             <w:r>
               <w:rPr>
-                <w:b/>
-              </w:rPr>
-              <w:t xml:space="preserve">Have Dr. Bryce look over the state of our </w:t>
-            </w:r>
-            <w:r>
-              <w:rPr>
-                <w:b/>
-              </w:rPr>
-              <w:t>proposal</w:t>
-            </w:r>
-            <w:r>
-              <w:rPr>
-                <w:b/>
-              </w:rPr>
-              <w:t xml:space="preserve"> document. </w:t>
+                <w:bCs/>
+              </w:rPr>
+              <w:t>Advisor meeting</w:t>
+            </w:r>
+            <w:r>
+              <w:rPr>
+                <w:b/>
+              </w:rPr>
+              <w:t xml:space="preserve"> </w:t>
+            </w:r>
+            <w:r>
+              <w:rPr>
+                <w:bCs/>
+              </w:rPr>
+              <w:t>for</w:t>
+            </w:r>
+            <w:r>
+              <w:rPr>
+                <w:b/>
+              </w:rPr>
+              <w:t xml:space="preserve"> </w:t>
+            </w:r>
+            <w:r>
+              <w:rPr>
+                <w:bCs/>
+              </w:rPr>
+              <w:t>mid project presentation</w:t>
             </w:r>
           </w:p>
         </w:tc>
@@ -718,10 +727,7 @@
           </w:tcPr>
           <w:p>
             <w:r>
-              <w:t>15</w:t>
-            </w:r>
-            <w:r>
-              <w:t>m</w:t>
+              <w:t>15m</w:t>
             </w:r>
           </w:p>
         </w:tc>
@@ -780,7 +786,7 @@
           </w:tcPr>
           <w:p>
             <w:r>
-              <w:t>15</w:t>
+              <w:t>20m</w:t>
             </w:r>
           </w:p>
         </w:tc>
